--- a/country_snapshot_output.docx
+++ b/country_snapshot_output.docx
@@ -7,7 +7,7 @@
         <w:pStyle w:val="Title"/>
       </w:pPr>
       <w:r>
-        <w:t xml:space="preserve">Norwegian aid to Afghanistan</w:t>
+        <w:t xml:space="preserve">Norwegian aid to Ethiopia</w:t>
       </w:r>
     </w:p>
     <w:p>
@@ -19,16 +19,16 @@
           <w:b/>
           <w:bCs/>
         </w:rPr>
-        <w:t xml:space="preserve">This country snapshot provides a statistical overview of Norwegian development aid (ODA) to Afghanistan.</w:t>
+        <w:t xml:space="preserve">This country snapshot provides a statistical overview of Norwegian development aid (ODA) to Ethiopia.</w:t>
       </w:r>
     </w:p>
-    <w:bookmarkStart w:id="23" w:name="international-aid-to-afghanistan"/>
+    <w:bookmarkStart w:id="23" w:name="international-aid-to-ethiopia"/>
     <w:p>
       <w:pPr>
         <w:pStyle w:val="Heading1"/>
       </w:pPr>
       <w:r>
-        <w:t xml:space="preserve">1. International aid to Afghanistan</w:t>
+        <w:t xml:space="preserve">1. International aid to Ethiopia</w:t>
       </w:r>
     </w:p>
     <w:p>
@@ -36,7 +36,7 @@
         <w:pStyle w:val="FirstParagraph"/>
       </w:pPr>
       <w:r>
-        <w:t xml:space="preserve">In 2023, Norway was the sixth largest donor of bilateral aid to Afghanistan among members countries of the OECD Development Assistance Committee (DAC). These figures represent the most recent available international data by recipient country.</w:t>
+        <w:t xml:space="preserve">In 2023, Norway was the 10th largest donor of bilateral aid to Ethiopia among members countries of the OECD Development Assistance Committee (DAC). These figures represent the most recent available international data by recipient country.</w:t>
       </w:r>
     </w:p>
     <w:p>
@@ -46,7 +46,7 @@
       <w:r>
         <w:drawing>
           <wp:inline>
-            <wp:extent cx="3682147" cy="2209288"/>
+            <wp:extent cx="4602684" cy="2209288"/>
             <wp:effectExtent b="0" l="0" r="0" t="0"/>
             <wp:docPr descr="" title="" id="21" name="Picture"/>
             <a:graphic>
@@ -67,7 +67,7 @@
                   <pic:spPr bwMode="auto">
                     <a:xfrm>
                       <a:off x="0" y="0"/>
-                      <a:ext cx="3682147" cy="2209288"/>
+                      <a:ext cx="4602684" cy="2209288"/>
                     </a:xfrm>
                     <a:prstGeom prst="rect">
                       <a:avLst/>
@@ -87,13 +87,13 @@
       </w:r>
     </w:p>
     <w:bookmarkEnd w:id="23"/>
-    <w:bookmarkStart w:id="41" w:name="norwegian-aid-to-afghanistan"/>
+    <w:bookmarkStart w:id="42" w:name="norwegian-aid-to-ethiopia"/>
     <w:p>
       <w:pPr>
         <w:pStyle w:val="Heading1"/>
       </w:pPr>
       <w:r>
-        <w:t xml:space="preserve">2. Norwegian aid to Afghanistan</w:t>
+        <w:t xml:space="preserve">2. Norwegian aid to Ethiopia</w:t>
       </w:r>
     </w:p>
     <w:p>
@@ -101,7 +101,7 @@
         <w:pStyle w:val="FirstParagraph"/>
       </w:pPr>
       <w:r>
-        <w:t xml:space="preserve">In 2024, Norway disbursed NOK 576,2 million in bilatearl aid to Afghanistan through both bilateral and multilateral channels.</w:t>
+        <w:t xml:space="preserve">In 2024, Norway disbursed NOK 673,1 million in bilatearl aid to Ethiopia through both bilateral and multilateral channels.</w:t>
       </w:r>
       <w:r>
         <w:rPr>
@@ -113,7 +113,13 @@
         <w:t xml:space="preserve"> </w:t>
       </w:r>
       <w:r>
-        <w:t xml:space="preserve">In addition, Kenya received an estimated share of Norway’s core support to multilateral organisations, but such figures for 142,8 are not yet available.</w:t>
+        <w:t xml:space="preserve">In addition, Kenya received an estimated share of Norway’s core support to multilateral organisations, but such figures for 2023 are not yet available.</w:t>
+      </w:r>
+      <w:r>
+        <w:rPr>
+          <w:rStyle w:val="FootnoteReference"/>
+        </w:rPr>
+        <w:footnoteReference w:id="26"/>
       </w:r>
     </w:p>
     <w:p>
@@ -123,20 +129,20 @@
       <w:r>
         <w:drawing>
           <wp:inline>
-            <wp:extent cx="3682147" cy="2393395"/>
+            <wp:extent cx="5523221" cy="2393395"/>
             <wp:effectExtent b="0" l="0" r="0" t="0"/>
-            <wp:docPr descr="" title="" id="27" name="Picture"/>
+            <wp:docPr descr="" title="" id="28" name="Picture"/>
             <a:graphic>
               <a:graphicData uri="http://schemas.openxmlformats.org/drawingml/2006/picture">
                 <pic:pic>
                   <pic:nvPicPr>
-                    <pic:cNvPr descr="country_snapshot_files/figure-docx/total-aid-plot-1.png" id="28" name="Picture"/>
+                    <pic:cNvPr descr="country_snapshot_files/figure-docx/total-aid-plot-1.png" id="29" name="Picture"/>
                     <pic:cNvPicPr>
                       <a:picLocks noChangeArrowheads="1" noChangeAspect="1"/>
                     </pic:cNvPicPr>
                   </pic:nvPicPr>
                   <pic:blipFill>
-                    <a:blip r:embed="rId26"/>
+                    <a:blip r:embed="rId27"/>
                     <a:stretch>
                       <a:fillRect/>
                     </a:stretch>
@@ -144,7 +150,7 @@
                   <pic:spPr bwMode="auto">
                     <a:xfrm>
                       <a:off x="0" y="0"/>
-                      <a:ext cx="3682147" cy="2393395"/>
+                      <a:ext cx="5523221" cy="2393395"/>
                     </a:xfrm>
                     <a:prstGeom prst="rect">
                       <a:avLst/>
@@ -163,7 +169,7 @@
         </w:drawing>
       </w:r>
     </w:p>
-    <w:bookmarkStart w:id="35" w:name="norwegian-bilateral-aid-in-2024"/>
+    <w:bookmarkStart w:id="36" w:name="norwegian-bilateral-aid-in-2024"/>
     <w:p>
       <w:pPr>
         <w:pStyle w:val="Heading2"/>
@@ -177,7 +183,7 @@
         <w:pStyle w:val="FirstParagraph"/>
       </w:pPr>
       <w:r>
-        <w:t xml:space="preserve">In 2024, most of most of Norway’s bilateral aid to Afghanistan was targeting Multisector and other (NOK 190,5 mill), Emergency assistance (NOK 158,1 mill) and Education (NOK 68,6 mill).</w:t>
+        <w:t xml:space="preserve">In 2024, most of most of Norway’s bilateral aid to Ethiopia was targeting Production sectors and trade (NOK 200,5 mill), Environment and energy (NOK 138,6 mill) and Education (NOK 117,4 mill).</w:t>
       </w:r>
     </w:p>
     <w:p>
@@ -187,20 +193,20 @@
       <w:r>
         <w:drawing>
           <wp:inline>
-            <wp:extent cx="3682147" cy="2025181"/>
+            <wp:extent cx="5523221" cy="2025181"/>
             <wp:effectExtent b="0" l="0" r="0" t="0"/>
-            <wp:docPr descr="" title="" id="30" name="Picture"/>
+            <wp:docPr descr="" title="" id="31" name="Picture"/>
             <a:graphic>
               <a:graphicData uri="http://schemas.openxmlformats.org/drawingml/2006/picture">
                 <pic:pic>
                   <pic:nvPicPr>
-                    <pic:cNvPr descr="country_snapshot_files/figure-docx/print-plot-topic-1.png" id="31" name="Picture"/>
+                    <pic:cNvPr descr="country_snapshot_files/figure-docx/print-plot-topic-1.png" id="32" name="Picture"/>
                     <pic:cNvPicPr>
                       <a:picLocks noChangeArrowheads="1" noChangeAspect="1"/>
                     </pic:cNvPicPr>
                   </pic:nvPicPr>
                   <pic:blipFill>
-                    <a:blip r:embed="rId29"/>
+                    <a:blip r:embed="rId30"/>
                     <a:stretch>
                       <a:fillRect/>
                     </a:stretch>
@@ -208,7 +214,7 @@
                   <pic:spPr bwMode="auto">
                     <a:xfrm>
                       <a:off x="0" y="0"/>
-                      <a:ext cx="3682147" cy="2025181"/>
+                      <a:ext cx="5523221" cy="2025181"/>
                     </a:xfrm>
                     <a:prstGeom prst="rect">
                       <a:avLst/>
@@ -232,7 +238,7 @@
         <w:pStyle w:val="BodyText"/>
       </w:pPr>
       <w:r>
-        <w:t xml:space="preserve">In 2024, most of Norway’s bilateral aid to Afghanistan was channeled through Norwegian non-governmental organisations (NOK 226,6 mill), Other non-governmental organisations (NOK 171,0 mill) and Multilateral organisations (NOK 165,2 mill).</w:t>
+        <w:t xml:space="preserve">In 2024, most of Norway’s bilateral aid to Ethiopia was channeled through Multilateral organisations (NOK 229,0 mill), Norwegian non-governmental organisations (NOK 207,3 mill) and Public sector in recipient country (NOK 99,7 mill).</w:t>
       </w:r>
     </w:p>
     <w:p>
@@ -242,20 +248,20 @@
       <w:r>
         <w:drawing>
           <wp:inline>
-            <wp:extent cx="3682147" cy="2025181"/>
+            <wp:extent cx="5523221" cy="2025181"/>
             <wp:effectExtent b="0" l="0" r="0" t="0"/>
-            <wp:docPr descr="" title="" id="33" name="Picture"/>
+            <wp:docPr descr="" title="" id="34" name="Picture"/>
             <a:graphic>
               <a:graphicData uri="http://schemas.openxmlformats.org/drawingml/2006/picture">
                 <pic:pic>
                   <pic:nvPicPr>
-                    <pic:cNvPr descr="country_snapshot_files/figure-docx/print-plot-partnertype-1.png" id="34" name="Picture"/>
+                    <pic:cNvPr descr="country_snapshot_files/figure-docx/print-plot-partnertype-1.png" id="35" name="Picture"/>
                     <pic:cNvPicPr>
                       <a:picLocks noChangeArrowheads="1" noChangeAspect="1"/>
                     </pic:cNvPicPr>
                   </pic:nvPicPr>
                   <pic:blipFill>
-                    <a:blip r:embed="rId32"/>
+                    <a:blip r:embed="rId33"/>
                     <a:stretch>
                       <a:fillRect/>
                     </a:stretch>
@@ -263,7 +269,7 @@
                   <pic:spPr bwMode="auto">
                     <a:xfrm>
                       <a:off x="0" y="0"/>
-                      <a:ext cx="3682147" cy="2025181"/>
+                      <a:ext cx="5523221" cy="2025181"/>
                     </a:xfrm>
                     <a:prstGeom prst="rect">
                       <a:avLst/>
@@ -287,7 +293,7 @@
         <w:pStyle w:val="BodyText"/>
       </w:pPr>
       <w:r>
-        <w:t xml:space="preserve">most of for bilateral aid to Afghanistan in 2024 were Other (NOK 112,8 mill), ACTED - Agency for Technical Cooperation And Development (NOK 92,0 mill) and NAC - Afghanistankomiteen (NOK 76,5 mill).</w:t>
+        <w:t xml:space="preserve">most of for bilateral aid to Ethiopia in 2024 were Other (NOK 191,2 mill), Ethiopia Ministry of Finance and Economic Development (NOK 100,1 mill) and World Bank (NOK 94,0 mill).</w:t>
       </w:r>
     </w:p>
     <w:tbl xmlns:w="http://schemas.openxmlformats.org/wordprocessingml/2006/main" xmlns:r="http://schemas.openxmlformats.org/officeDocument/2006/relationships" xmlns:w14="http://schemas.microsoft.com/office/word/2010/wordml" xmlns:wp="http://schemas.openxmlformats.org/drawingml/2006/wordprocessingDrawing" xmlns:a="http://schemas.openxmlformats.org/drawingml/2006/main" xmlns:pic="http://schemas.openxmlformats.org/drawingml/2006/picture">
@@ -297,7 +303,7 @@
         <w:tblLook w:firstRow="1" w:lastRow="0" w:firstColumn="0" w:lastColumn="0" w:noHBand="0" w:noVBand="1"/>
       </w:tblPr>
       <w:tblGrid>
-        <w:gridCol w:w="6476"/>
+        <w:gridCol w:w="6438"/>
         <w:gridCol w:w="1278"/>
       </w:tblGrid>
       <w:tr>
@@ -355,7 +361,7 @@
                 <w:szCs w:val="22"/>
                 <w:color w:val="000000"/>
               </w:rPr>
-              <w:t xml:space="preserve">Agreement partners, bilateral aid to Afghanistan in 2024</w:t>
+              <w:t xml:space="preserve">Agreement Partners, bilateral aid to Ethiopia in 2024</w:t>
             </w:r>
           </w:p>
         </w:tc>
@@ -397,7 +403,7 @@
               <w:rPr>
                 <w:rFonts w:ascii="Cambria" w:hAnsi="Cambria" w:eastAsia="Cambria" w:cs="Cambria"/>
                 <w:i w:val="false"/>
-                <w:b w:val="true"/>
+                <w:b w:val="false"/>
                 <w:u w:val="none"/>
                 <w:sz w:val="22"/>
                 <w:szCs w:val="22"/>
@@ -408,13 +414,13 @@
               <w:rPr>
                 <w:rFonts w:ascii="Cambria" w:hAnsi="Cambria" w:eastAsia="Cambria" w:cs="Cambria"/>
                 <w:i w:val="false"/>
-                <w:b w:val="true"/>
+                <w:b w:val="false"/>
                 <w:u w:val="none"/>
                 <w:sz w:val="22"/>
                 <w:szCs w:val="22"/>
                 <w:color w:val="000000"/>
               </w:rPr>
-              <w:t xml:space="preserve">Avtalepartner</w:t>
+              <w:t xml:space="preserve">Agreement partner</w:t>
             </w:r>
           </w:p>
         </w:tc>
@@ -449,7 +455,7 @@
               <w:rPr>
                 <w:rFonts w:ascii="Cambria" w:hAnsi="Cambria" w:eastAsia="Cambria" w:cs="Cambria"/>
                 <w:i w:val="false"/>
-                <w:b w:val="true"/>
+                <w:b w:val="false"/>
                 <w:u w:val="none"/>
                 <w:sz w:val="22"/>
                 <w:szCs w:val="22"/>
@@ -460,7 +466,7 @@
               <w:rPr>
                 <w:rFonts w:ascii="Cambria" w:hAnsi="Cambria" w:eastAsia="Cambria" w:cs="Cambria"/>
                 <w:i w:val="false"/>
-                <w:b w:val="true"/>
+                <w:b w:val="false"/>
                 <w:u w:val="none"/>
                 <w:sz w:val="22"/>
                 <w:szCs w:val="22"/>
@@ -524,7 +530,7 @@
                 <w:szCs w:val="18"/>
                 <w:color w:val="000000"/>
               </w:rPr>
-              <w:t xml:space="preserve">ACTED - Agency for Technical Cooperation And Development</w:t>
+              <w:t xml:space="preserve">Ethiopia Ministry of Finance and Economic Development</w:t>
             </w:r>
           </w:p>
         </w:tc>
@@ -576,7 +582,7 @@
                 <w:szCs w:val="18"/>
                 <w:color w:val="000000"/>
               </w:rPr>
-              <w:t xml:space="preserve">92,0</w:t>
+              <w:t xml:space="preserve">100,1</w:t>
             </w:r>
           </w:p>
         </w:tc>
@@ -634,7 +640,7 @@
                 <w:szCs w:val="18"/>
                 <w:color w:val="000000"/>
               </w:rPr>
-              <w:t xml:space="preserve">NAC - Afghanistankomiteen</w:t>
+              <w:t xml:space="preserve">World Bank</w:t>
             </w:r>
           </w:p>
         </w:tc>
@@ -686,7 +692,7 @@
                 <w:szCs w:val="18"/>
                 <w:color w:val="000000"/>
               </w:rPr>
-              <w:t xml:space="preserve">76,5</w:t>
+              <w:t xml:space="preserve">94,0</w:t>
             </w:r>
           </w:p>
         </w:tc>
@@ -744,7 +750,7 @@
                 <w:szCs w:val="18"/>
                 <w:color w:val="000000"/>
               </w:rPr>
-              <w:t xml:space="preserve">Norges Røde Kors</w:t>
+              <w:t xml:space="preserve">Utviklingsfondet</w:t>
             </w:r>
           </w:p>
         </w:tc>
@@ -796,7 +802,7 @@
                 <w:szCs w:val="18"/>
                 <w:color w:val="000000"/>
               </w:rPr>
-              <w:t xml:space="preserve">75,2</w:t>
+              <w:t xml:space="preserve">61,3</w:t>
             </w:r>
           </w:p>
         </w:tc>
@@ -854,7 +860,7 @@
                 <w:szCs w:val="18"/>
                 <w:color w:val="000000"/>
               </w:rPr>
-              <w:t xml:space="preserve">World Bank</w:t>
+              <w:t xml:space="preserve">UNICEF - United Nations Children's Fund</w:t>
             </w:r>
           </w:p>
         </w:tc>
@@ -906,7 +912,7 @@
                 <w:szCs w:val="18"/>
                 <w:color w:val="000000"/>
               </w:rPr>
-              <w:t xml:space="preserve">50,0</w:t>
+              <w:t xml:space="preserve">47,8</w:t>
             </w:r>
           </w:p>
         </w:tc>
@@ -964,7 +970,7 @@
                 <w:szCs w:val="18"/>
                 <w:color w:val="000000"/>
               </w:rPr>
-              <w:t xml:space="preserve">Flyktninghjelpen</w:t>
+              <w:t xml:space="preserve">Kirkens Nødhjelp</w:t>
             </w:r>
           </w:p>
         </w:tc>
@@ -1016,7 +1022,7 @@
                 <w:szCs w:val="18"/>
                 <w:color w:val="000000"/>
               </w:rPr>
-              <w:t xml:space="preserve">38,5</w:t>
+              <w:t xml:space="preserve">44,6</w:t>
             </w:r>
           </w:p>
         </w:tc>
@@ -1074,7 +1080,7 @@
                 <w:szCs w:val="18"/>
                 <w:color w:val="000000"/>
               </w:rPr>
-              <w:t xml:space="preserve">MPTF Office - Multi-Partner Trust Fund Office</w:t>
+              <w:t xml:space="preserve">UNDP - UN Development Programme</w:t>
             </w:r>
           </w:p>
         </w:tc>
@@ -1126,7 +1132,7 @@
                 <w:szCs w:val="18"/>
                 <w:color w:val="000000"/>
               </w:rPr>
-              <w:t xml:space="preserve">33,3</w:t>
+              <w:t xml:space="preserve">38,0</w:t>
             </w:r>
           </w:p>
         </w:tc>
@@ -1184,7 +1190,7 @@
                 <w:szCs w:val="18"/>
                 <w:color w:val="000000"/>
               </w:rPr>
-              <w:t xml:space="preserve">UN Women</w:t>
+              <w:t xml:space="preserve">Farm Africa</w:t>
             </w:r>
           </w:p>
         </w:tc>
@@ -1236,7 +1242,7 @@
                 <w:szCs w:val="18"/>
                 <w:color w:val="000000"/>
               </w:rPr>
-              <w:t xml:space="preserve">30,0</w:t>
+              <w:t xml:space="preserve">27,7</w:t>
             </w:r>
           </w:p>
         </w:tc>
@@ -1294,7 +1300,7 @@
                 <w:szCs w:val="18"/>
                 <w:color w:val="000000"/>
               </w:rPr>
-              <w:t xml:space="preserve">IOM - International Organisation for Migration</w:t>
+              <w:t xml:space="preserve">Flyktninghjelpen</w:t>
             </w:r>
           </w:p>
         </w:tc>
@@ -1346,7 +1352,7 @@
                 <w:szCs w:val="18"/>
                 <w:color w:val="000000"/>
               </w:rPr>
-              <w:t xml:space="preserve">25,0</w:t>
+              <w:t xml:space="preserve">24,9</w:t>
             </w:r>
           </w:p>
         </w:tc>
@@ -1404,7 +1410,7 @@
                 <w:szCs w:val="18"/>
                 <w:color w:val="000000"/>
               </w:rPr>
-              <w:t xml:space="preserve">DACAAR - Danish Committee for Aid to Afghan Refugees</w:t>
+              <w:t xml:space="preserve">Digni</w:t>
             </w:r>
           </w:p>
         </w:tc>
@@ -1456,7 +1462,7 @@
                 <w:szCs w:val="18"/>
                 <w:color w:val="000000"/>
               </w:rPr>
-              <w:t xml:space="preserve">22,9</w:t>
+              <w:t xml:space="preserve">22,0</w:t>
             </w:r>
           </w:p>
         </w:tc>
@@ -1566,7 +1572,7 @@
                 <w:szCs w:val="18"/>
                 <w:color w:val="000000"/>
               </w:rPr>
-              <w:t xml:space="preserve">20,0</w:t>
+              <w:t xml:space="preserve">21,5</w:t>
             </w:r>
           </w:p>
         </w:tc>
@@ -1676,7 +1682,7 @@
                 <w:szCs w:val="18"/>
                 <w:color w:val="000000"/>
               </w:rPr>
-              <w:t xml:space="preserve">112,8</w:t>
+              <w:t xml:space="preserve">191,2</w:t>
             </w:r>
           </w:p>
         </w:tc>
@@ -1786,20 +1792,20 @@
                 <w:szCs w:val="18"/>
                 <w:color w:val="000000"/>
               </w:rPr>
-              <w:t xml:space="preserve">576,2</w:t>
+              <w:t xml:space="preserve">673,1</w:t>
             </w:r>
           </w:p>
         </w:tc>
       </w:tr>
     </w:tbl>
-    <w:bookmarkEnd w:id="35"/>
-    <w:bookmarkStart w:id="40" w:name="Xed798f13f0a99d77e75a23d4f4eae59b4f1de4b"/>
+    <w:bookmarkEnd w:id="36"/>
+    <w:bookmarkStart w:id="41" w:name="X32984f315d5f6051b84fb18c1b9b754cc077b51"/>
     <w:p>
       <w:pPr>
         <w:pStyle w:val="Heading2"/>
       </w:pPr>
       <w:r>
-        <w:t xml:space="preserve">2.2 Estimated Norwegian multilateral core support to Afghanistan</w:t>
+        <w:t xml:space="preserve">2.2 Estimated Norwegian multilateral core support to Ethiopia</w:t>
       </w:r>
     </w:p>
     <w:p>
@@ -1817,21 +1823,7 @@
         <w:t xml:space="preserve">imputed multilateral ODA to countries</w:t>
       </w:r>
       <w:r>
-        <w:t xml:space="preserve">), Afghanistan received NOK 142,8 million of Norwegian core support to multilateral organisations in 2023.</w:t>
-      </w:r>
-      <w:r>
-        <w:rPr>
-          <w:rStyle w:val="FootnoteReference"/>
-        </w:rPr>
-        <w:footnoteReference w:id="36"/>
-      </w:r>
-    </w:p>
-    <w:p>
-      <w:pPr>
-        <w:pStyle w:val="BodyText"/>
-      </w:pPr>
-      <w:r>
-        <w:t xml:space="preserve">The table below shows the distribution of this estimated core support by multilateral organisation in 2023</w:t>
+        <w:t xml:space="preserve">), Ethiopia received NOK 368,3 million of Norwegian core support to multilateral organisations in 2023.</w:t>
       </w:r>
       <w:r>
         <w:rPr>
@@ -1839,8 +1831,25 @@
         </w:rPr>
         <w:footnoteReference w:id="37"/>
       </w:r>
+    </w:p>
+    <w:p>
+      <w:pPr>
+        <w:pStyle w:val="BodyText"/>
+      </w:pPr>
       <w:r>
-        <w:t xml:space="preserve">. most of were CERF - Central Emergency Response Fund (NOK 40,6 mill), WFP - World Food Programme (NOK 29,2 mill) and GAVI - Global Alliance for Vaccines and Immunization (NOK 19,4 mill).</w:t>
+        <w:t xml:space="preserve">The table below shows the distribution of this estimated core support by multilateral organisation in 2023.</w:t>
+      </w:r>
+      <w:r>
+        <w:rPr>
+          <w:rStyle w:val="FootnoteReference"/>
+        </w:rPr>
+        <w:footnoteReference w:id="38"/>
+      </w:r>
+      <w:r>
+        <w:t xml:space="preserve"> </w:t>
+      </w:r>
+      <w:r>
+        <w:t xml:space="preserve">most of were GAVI - Global Alliance for Vaccines and Immunization (NOK 107,6 mill), IDA - International Development Association (NOK 91,2 mill) and CERF - Central Emergency Response Fund (NOK 32,9 mill).</w:t>
       </w:r>
     </w:p>
     <w:tbl xmlns:w="http://schemas.openxmlformats.org/wordprocessingml/2006/main" xmlns:r="http://schemas.openxmlformats.org/officeDocument/2006/relationships" xmlns:w14="http://schemas.microsoft.com/office/word/2010/wordml" xmlns:wp="http://schemas.openxmlformats.org/drawingml/2006/wordprocessingDrawing" xmlns:a="http://schemas.openxmlformats.org/drawingml/2006/main" xmlns:pic="http://schemas.openxmlformats.org/drawingml/2006/picture">
@@ -1908,7 +1917,7 @@
                 <w:szCs w:val="22"/>
                 <w:color w:val="000000"/>
               </w:rPr>
-              <w:t xml:space="preserve">Agreement partners, estimated multilateral core support to Afghanistan in 2023</w:t>
+              <w:t xml:space="preserve">Agreement Partners, estimated multilateral core support to Ethiopia in 2023</w:t>
             </w:r>
           </w:p>
         </w:tc>
@@ -1950,7 +1959,7 @@
               <w:rPr>
                 <w:rFonts w:ascii="Cambria" w:hAnsi="Cambria" w:eastAsia="Cambria" w:cs="Cambria"/>
                 <w:i w:val="false"/>
-                <w:b w:val="true"/>
+                <w:b w:val="false"/>
                 <w:u w:val="none"/>
                 <w:sz w:val="22"/>
                 <w:szCs w:val="22"/>
@@ -1961,13 +1970,13 @@
               <w:rPr>
                 <w:rFonts w:ascii="Cambria" w:hAnsi="Cambria" w:eastAsia="Cambria" w:cs="Cambria"/>
                 <w:i w:val="false"/>
-                <w:b w:val="true"/>
+                <w:b w:val="false"/>
                 <w:u w:val="none"/>
                 <w:sz w:val="22"/>
                 <w:szCs w:val="22"/>
                 <w:color w:val="000000"/>
               </w:rPr>
-              <w:t xml:space="preserve">Avtalepartner</w:t>
+              <w:t xml:space="preserve">Agreement partner</w:t>
             </w:r>
           </w:p>
         </w:tc>
@@ -2002,7 +2011,7 @@
               <w:rPr>
                 <w:rFonts w:ascii="Cambria" w:hAnsi="Cambria" w:eastAsia="Cambria" w:cs="Cambria"/>
                 <w:i w:val="false"/>
-                <w:b w:val="true"/>
+                <w:b w:val="false"/>
                 <w:u w:val="none"/>
                 <w:sz w:val="22"/>
                 <w:szCs w:val="22"/>
@@ -2013,7 +2022,7 @@
               <w:rPr>
                 <w:rFonts w:ascii="Cambria" w:hAnsi="Cambria" w:eastAsia="Cambria" w:cs="Cambria"/>
                 <w:i w:val="false"/>
-                <w:b w:val="true"/>
+                <w:b w:val="false"/>
                 <w:u w:val="none"/>
                 <w:sz w:val="22"/>
                 <w:szCs w:val="22"/>
@@ -2077,7 +2086,7 @@
                 <w:szCs w:val="18"/>
                 <w:color w:val="000000"/>
               </w:rPr>
-              <w:t xml:space="preserve">CERF - Central Emergency Response Fund</w:t>
+              <w:t xml:space="preserve">GAVI - Global Alliance for Vaccines and Immunization</w:t>
             </w:r>
           </w:p>
         </w:tc>
@@ -2129,7 +2138,7 @@
                 <w:szCs w:val="18"/>
                 <w:color w:val="000000"/>
               </w:rPr>
-              <w:t xml:space="preserve">40,6</w:t>
+              <w:t xml:space="preserve">107,6</w:t>
             </w:r>
           </w:p>
         </w:tc>
@@ -2187,7 +2196,7 @@
                 <w:szCs w:val="18"/>
                 <w:color w:val="000000"/>
               </w:rPr>
-              <w:t xml:space="preserve">WFP - World Food Programme</w:t>
+              <w:t xml:space="preserve">IDA - International Development Association</w:t>
             </w:r>
           </w:p>
         </w:tc>
@@ -2239,7 +2248,7 @@
                 <w:szCs w:val="18"/>
                 <w:color w:val="000000"/>
               </w:rPr>
-              <w:t xml:space="preserve">29,2</w:t>
+              <w:t xml:space="preserve">91,2</w:t>
             </w:r>
           </w:p>
         </w:tc>
@@ -2297,7 +2306,7 @@
                 <w:szCs w:val="18"/>
                 <w:color w:val="000000"/>
               </w:rPr>
-              <w:t xml:space="preserve">GAVI - Global Alliance for Vaccines and Immunization</w:t>
+              <w:t xml:space="preserve">CERF - Central Emergency Response Fund</w:t>
             </w:r>
           </w:p>
         </w:tc>
@@ -2349,7 +2358,7 @@
                 <w:szCs w:val="18"/>
                 <w:color w:val="000000"/>
               </w:rPr>
-              <w:t xml:space="preserve">19,4</w:t>
+              <w:t xml:space="preserve">32,9</w:t>
             </w:r>
           </w:p>
         </w:tc>
@@ -2407,7 +2416,7 @@
                 <w:szCs w:val="18"/>
                 <w:color w:val="000000"/>
               </w:rPr>
-              <w:t xml:space="preserve">UNDP - UN Development Programme</w:t>
+              <w:t xml:space="preserve">AFDF - African Development Fund</w:t>
             </w:r>
           </w:p>
         </w:tc>
@@ -2459,7 +2468,7 @@
                 <w:szCs w:val="18"/>
                 <w:color w:val="000000"/>
               </w:rPr>
-              <w:t xml:space="preserve">17,4</w:t>
+              <w:t xml:space="preserve">20,8</w:t>
             </w:r>
           </w:p>
         </w:tc>
@@ -2517,7 +2526,7 @@
                 <w:szCs w:val="18"/>
                 <w:color w:val="000000"/>
               </w:rPr>
-              <w:t xml:space="preserve">UNICEF - United Nations Children's Fund</w:t>
+              <w:t xml:space="preserve">WFP - World Food Programme</w:t>
             </w:r>
           </w:p>
         </w:tc>
@@ -2569,7 +2578,7 @@
                 <w:szCs w:val="18"/>
                 <w:color w:val="000000"/>
               </w:rPr>
-              <w:t xml:space="preserve">12,3</w:t>
+              <w:t xml:space="preserve">19,1</w:t>
             </w:r>
           </w:p>
         </w:tc>
@@ -2627,7 +2636,7 @@
                 <w:szCs w:val="18"/>
                 <w:color w:val="000000"/>
               </w:rPr>
-              <w:t xml:space="preserve">UNFPA - UN Population Fund</w:t>
+              <w:t xml:space="preserve">GFATM - Global Fund to Fight AIDS, Tuberculosis and Malaria</w:t>
             </w:r>
           </w:p>
         </w:tc>
@@ -2679,7 +2688,7 @@
                 <w:szCs w:val="18"/>
                 <w:color w:val="000000"/>
               </w:rPr>
-              <w:t xml:space="preserve">6,9</w:t>
+              <w:t xml:space="preserve">18,1</w:t>
             </w:r>
           </w:p>
         </w:tc>
@@ -2737,7 +2746,7 @@
                 <w:szCs w:val="18"/>
                 <w:color w:val="000000"/>
               </w:rPr>
-              <w:t xml:space="preserve">GEF - Global Environment Facility</w:t>
+              <w:t xml:space="preserve">UNICEF - United Nations Children's Fund</w:t>
             </w:r>
           </w:p>
         </w:tc>
@@ -2789,7 +2798,7 @@
                 <w:szCs w:val="18"/>
                 <w:color w:val="000000"/>
               </w:rPr>
-              <w:t xml:space="preserve">5,1</w:t>
+              <w:t xml:space="preserve">16,6</w:t>
             </w:r>
           </w:p>
         </w:tc>
@@ -2899,7 +2908,7 @@
                 <w:szCs w:val="18"/>
                 <w:color w:val="000000"/>
               </w:rPr>
-              <w:t xml:space="preserve">4,8</w:t>
+              <w:t xml:space="preserve">15,1</w:t>
             </w:r>
           </w:p>
         </w:tc>
@@ -2957,7 +2966,7 @@
                 <w:szCs w:val="18"/>
                 <w:color w:val="000000"/>
               </w:rPr>
-              <w:t xml:space="preserve">UN Women</w:t>
+              <w:t xml:space="preserve">UNDP - UN Development Programme</w:t>
             </w:r>
           </w:p>
         </w:tc>
@@ -3009,7 +3018,7 @@
                 <w:szCs w:val="18"/>
                 <w:color w:val="000000"/>
               </w:rPr>
-              <w:t xml:space="preserve">2,6</w:t>
+              <w:t xml:space="preserve">13,1</w:t>
             </w:r>
           </w:p>
         </w:tc>
@@ -3067,7 +3076,7 @@
                 <w:szCs w:val="18"/>
                 <w:color w:val="000000"/>
               </w:rPr>
-              <w:t xml:space="preserve">IDA - International Development Association</w:t>
+              <w:t xml:space="preserve">GCF - Green Climate Fund</w:t>
             </w:r>
           </w:p>
         </w:tc>
@@ -3119,7 +3128,7 @@
                 <w:szCs w:val="18"/>
                 <w:color w:val="000000"/>
               </w:rPr>
-              <w:t xml:space="preserve">1,6</w:t>
+              <w:t xml:space="preserve">10,8</w:t>
             </w:r>
           </w:p>
         </w:tc>
@@ -3229,7 +3238,7 @@
                 <w:szCs w:val="18"/>
                 <w:color w:val="000000"/>
               </w:rPr>
-              <w:t xml:space="preserve">3,0</w:t>
+              <w:t xml:space="preserve">23,1</w:t>
             </w:r>
           </w:p>
         </w:tc>
@@ -3339,7 +3348,7 @@
                 <w:szCs w:val="18"/>
                 <w:color w:val="000000"/>
               </w:rPr>
-              <w:t xml:space="preserve">142,8</w:t>
+              <w:t xml:space="preserve">368,3</w:t>
             </w:r>
           </w:p>
         </w:tc>
@@ -3361,12 +3370,12 @@
         <w:pStyle w:val="BodyText"/>
       </w:pPr>
       <w:r>
-        <w:t xml:space="preserve">This country snapshot was generated on 24. 07. 2025 from the</w:t>
+        <w:t xml:space="preserve">This country snapshot was generated on 25. 07. 2025 from the</w:t>
       </w:r>
       <w:r>
         <w:t xml:space="preserve"> </w:t>
       </w:r>
-      <w:hyperlink r:id="rId38">
+      <w:hyperlink r:id="rId39">
         <w:r>
           <w:rPr>
             <w:rStyle w:val="Hyperlink"/>
@@ -3380,7 +3389,7 @@
       <w:r>
         <w:t xml:space="preserve"> </w:t>
       </w:r>
-      <w:hyperlink r:id="rId39">
+      <w:hyperlink r:id="rId40">
         <w:r>
           <w:rPr>
             <w:rStyle w:val="Hyperlink"/>
@@ -3392,8 +3401,8 @@
         <w:t xml:space="preserve">.</w:t>
       </w:r>
     </w:p>
-    <w:bookmarkEnd w:id="40"/>
     <w:bookmarkEnd w:id="41"/>
+    <w:bookmarkEnd w:id="42"/>
     <w:sectPr>
       <w:footerReference r:id="rId10" w:type="default"/>
       <w:headerReference r:id="rId9" w:type="first"/>
@@ -3483,11 +3492,11 @@
         <w:t xml:space="preserve"> </w:t>
       </w:r>
       <w:r>
-        <w:t xml:space="preserve">provides detailed statistics on Norwegian bilateral aid to Afghanistan.</w:t>
+        <w:t xml:space="preserve">provides detailed statistics on Norwegian bilateral aid to Ethiopia.</w:t>
       </w:r>
     </w:p>
   </w:footnote>
-  <w:footnote w:id="36">
+  <w:footnote w:id="26">
     <w:p>
       <w:pPr>
         <w:pStyle w:val="FootnoteText"/>
@@ -3502,7 +3511,23 @@
         <w:t xml:space="preserve"> </w:t>
       </w:r>
       <w:r>
-        <w:t xml:space="preserve">Due to OECD rounding of values, there may be small discrepancies between the total estimated amount of multilateral core support to Afghanistan in this table and the the figure shown in the table on the first page.</w:t>
+        <w:t xml:space="preserve">Estimated multilateral core support from Norway to Ethiopia has been calculated by the OECD Development Co-operation Directorate (DCD). These estimates, referred to as</w:t>
+      </w:r>
+      <w:r>
+        <w:t xml:space="preserve"> </w:t>
+      </w:r>
+      <w:r>
+        <w:rPr>
+          <w:i/>
+          <w:iCs/>
+        </w:rPr>
+        <w:t xml:space="preserve">imputed multilateral ODA to countries</w:t>
+      </w:r>
+      <w:r>
+        <w:t xml:space="preserve"> </w:t>
+      </w:r>
+      <w:r>
+        <w:t xml:space="preserve">are based on how multilateral organisations allocate their core resources across recipient countries. Note that aid provided through regional and global programmes beyond multilateral core contributions is not included.</w:t>
       </w:r>
     </w:p>
   </w:footnote>
@@ -3521,7 +3546,26 @@
         <w:t xml:space="preserve"> </w:t>
       </w:r>
       <w:r>
-        <w:t xml:space="preserve">The table does not include imputed multilateral core support to Afghanistan for all multilateral organisations receiving core support from Norway. However, the estimates include organisations that account for approximately 90 percent of total core contributions from DAC countries to multilateral organisations.</w:t>
+        <w:t xml:space="preserve">Due to OECD rounding of values, there may be small discrepancies between the total estimated amount of multilateral core support to Ethiopia in this table and the the figure shown in the table on the first page.</w:t>
+      </w:r>
+    </w:p>
+  </w:footnote>
+  <w:footnote w:id="38">
+    <w:p>
+      <w:pPr>
+        <w:pStyle w:val="FootnoteText"/>
+      </w:pPr>
+      <w:r>
+        <w:rPr>
+          <w:rStyle w:val="FootnoteReference"/>
+        </w:rPr>
+        <w:footnoteRef/>
+      </w:r>
+      <w:r>
+        <w:t xml:space="preserve"> </w:t>
+      </w:r>
+      <w:r>
+        <w:t xml:space="preserve">The table does not include imputed multilateral core support to Ethiopia for all multilateral organisations receiving core support from Norway. However, the estimates include organisations that account for approximately 90 percent of total core contributions from DAC countries to multilateral organisations.</w:t>
       </w:r>
       <w:r>
         <w:t xml:space="preserve"> </w:t>

--- a/country_snapshot_output.docx
+++ b/country_snapshot_output.docx
@@ -19,7 +19,7 @@
           <w:b/>
           <w:bCs/>
         </w:rPr>
-        <w:t xml:space="preserve">This country snapshot provides a statistical overview of Norwegian development aid (ODA) to Ethiopia.</w:t>
+        <w:t xml:space="preserve">This country snapshot report provides a statistical overview of Norwegian development aid (ODA) to Ethiopia.</w:t>
       </w:r>
     </w:p>
     <w:bookmarkStart w:id="23" w:name="international-aid-to-ethiopia"/>
@@ -129,7 +129,7 @@
       <w:r>
         <w:drawing>
           <wp:inline>
-            <wp:extent cx="5523221" cy="2393395"/>
+            <wp:extent cx="4602684" cy="2393395"/>
             <wp:effectExtent b="0" l="0" r="0" t="0"/>
             <wp:docPr descr="" title="" id="28" name="Picture"/>
             <a:graphic>
@@ -150,7 +150,7 @@
                   <pic:spPr bwMode="auto">
                     <a:xfrm>
                       <a:off x="0" y="0"/>
-                      <a:ext cx="5523221" cy="2393395"/>
+                      <a:ext cx="4602684" cy="2393395"/>
                     </a:xfrm>
                     <a:prstGeom prst="rect">
                       <a:avLst/>
@@ -193,7 +193,7 @@
       <w:r>
         <w:drawing>
           <wp:inline>
-            <wp:extent cx="5523221" cy="2025181"/>
+            <wp:extent cx="4602684" cy="2025181"/>
             <wp:effectExtent b="0" l="0" r="0" t="0"/>
             <wp:docPr descr="" title="" id="31" name="Picture"/>
             <a:graphic>
@@ -214,7 +214,7 @@
                   <pic:spPr bwMode="auto">
                     <a:xfrm>
                       <a:off x="0" y="0"/>
-                      <a:ext cx="5523221" cy="2025181"/>
+                      <a:ext cx="4602684" cy="2025181"/>
                     </a:xfrm>
                     <a:prstGeom prst="rect">
                       <a:avLst/>
@@ -248,7 +248,7 @@
       <w:r>
         <w:drawing>
           <wp:inline>
-            <wp:extent cx="5523221" cy="2025181"/>
+            <wp:extent cx="4602684" cy="2025181"/>
             <wp:effectExtent b="0" l="0" r="0" t="0"/>
             <wp:docPr descr="" title="" id="34" name="Picture"/>
             <a:graphic>
@@ -269,7 +269,7 @@
                   <pic:spPr bwMode="auto">
                     <a:xfrm>
                       <a:off x="0" y="0"/>
-                      <a:ext cx="5523221" cy="2025181"/>
+                      <a:ext cx="4602684" cy="2025181"/>
                     </a:xfrm>
                     <a:prstGeom prst="rect">
                       <a:avLst/>
@@ -298,14 +298,11 @@
     </w:p>
     <w:tbl xmlns:w="http://schemas.openxmlformats.org/wordprocessingml/2006/main" xmlns:r="http://schemas.openxmlformats.org/officeDocument/2006/relationships" xmlns:w14="http://schemas.microsoft.com/office/word/2010/wordml" xmlns:wp="http://schemas.openxmlformats.org/drawingml/2006/wordprocessingDrawing" xmlns:a="http://schemas.openxmlformats.org/drawingml/2006/main" xmlns:pic="http://schemas.openxmlformats.org/drawingml/2006/picture">
       <w:tblPr>
-        <w:tblLayout w:type="fixed"/>
+        <w:tblLayout w:type="autofit"/>
         <w:jc w:val="start"/>
+        <w:tblW w:type="pct" w:w="5000"/>
         <w:tblLook w:firstRow="1" w:lastRow="0" w:firstColumn="0" w:lastColumn="0" w:noHBand="0" w:noVBand="1"/>
       </w:tblPr>
-      <w:tblGrid>
-        <w:gridCol w:w="6438"/>
-        <w:gridCol w:w="1278"/>
-      </w:tblGrid>
       <w:tr>
         <w:trPr>
           <w:trHeight w:val="360" w:hRule="exact"/>
@@ -1854,14 +1851,11 @@
     </w:p>
     <w:tbl xmlns:w="http://schemas.openxmlformats.org/wordprocessingml/2006/main" xmlns:r="http://schemas.openxmlformats.org/officeDocument/2006/relationships" xmlns:w14="http://schemas.microsoft.com/office/word/2010/wordml" xmlns:wp="http://schemas.openxmlformats.org/drawingml/2006/wordprocessingDrawing" xmlns:a="http://schemas.openxmlformats.org/drawingml/2006/main" xmlns:pic="http://schemas.openxmlformats.org/drawingml/2006/picture">
       <w:tblPr>
-        <w:tblLayout w:type="fixed"/>
+        <w:tblLayout w:type="autofit"/>
         <w:jc w:val="start"/>
+        <w:tblW w:type="pct" w:w="5000"/>
         <w:tblLook w:firstRow="1" w:lastRow="0" w:firstColumn="0" w:lastColumn="0" w:noHBand="0" w:noVBand="1"/>
       </w:tblPr>
-      <w:tblGrid>
-        <w:gridCol w:w="6646"/>
-        <w:gridCol w:w="1278"/>
-      </w:tblGrid>
       <w:tr>
         <w:trPr>
           <w:trHeight w:val="360" w:hRule="exact"/>
@@ -3370,7 +3364,7 @@
         <w:pStyle w:val="BodyText"/>
       </w:pPr>
       <w:r>
-        <w:t xml:space="preserve">This country snapshot was generated on 25. 07. 2025 from the</w:t>
+        <w:t xml:space="preserve">This country snapshot report was generated on 03. 08. 2025 from the</w:t>
       </w:r>
       <w:r>
         <w:t xml:space="preserve"> </w:t>
@@ -3566,9 +3560,6 @@
       </w:r>
       <w:r>
         <w:t xml:space="preserve">The table does not include imputed multilateral core support to Ethiopia for all multilateral organisations receiving core support from Norway. However, the estimates include organisations that account for approximately 90 percent of total core contributions from DAC countries to multilateral organisations.</w:t>
-      </w:r>
-      <w:r>
-        <w:t xml:space="preserve"> </w:t>
       </w:r>
     </w:p>
   </w:footnote>
